--- a/ethics-application/recruitment-email.docx
+++ b/ethics-application/recruitment-email.docx
@@ -82,7 +82,79 @@
           <w:szCs w:val="22"/>
           <w:vertAlign w:val="baseline"/>
         </w:rPr>
-        <w:t>Hi! I hope this finds you well. I am currently studying a Masters in Computer Science, and I am working on my thesis – which involves the creation of an AI system to recommend Irish college courses to users. I would like to test this system on some human users, which brings me here. I would like to ask if you would be interested in participating in a study. As part of the study, you will fill out some survey questions relating to your study/work interests. You will then be recommended some college courses, and then you will have to respond to how relevant the college course recommendations are. The study will take place in a location of Convenience on Trinity College Dublin campus, and it will take no longer than 45 minutes.</w:t>
+        <w:t xml:space="preserve">Hi! I hope this finds you well. I am currently studying a Masters in Computer Science, and I am working on my thesis – which involves the creation of an AI system to recommend Irish college courses to users. I would like to test this system on some human users, which brings me here. I would like to ask if you would be interested in participating in a study. As part of the study, you will fill out </w:t>
+      </w:r>
+      <w:r>
+        <w:rPr>
+          <w:b/>
+          <w:bCs/>
+          <w:position w:val="0"/>
+          <w:sz w:val="22"/>
+          <w:sz w:val="22"/>
+          <w:szCs w:val="22"/>
+          <w:vertAlign w:val="baseline"/>
+        </w:rPr>
+        <w:t xml:space="preserve">126 </w:t>
+      </w:r>
+      <w:r>
+        <w:rPr>
+          <w:b w:val="false"/>
+          <w:bCs w:val="false"/>
+          <w:position w:val="0"/>
+          <w:sz w:val="22"/>
+          <w:sz w:val="22"/>
+          <w:szCs w:val="22"/>
+          <w:vertAlign w:val="baseline"/>
+        </w:rPr>
+        <w:t>survey questions</w:t>
+      </w:r>
+      <w:r>
+        <w:rPr>
+          <w:b w:val="false"/>
+          <w:bCs w:val="false"/>
+          <w:position w:val="0"/>
+          <w:sz w:val="22"/>
+          <w:sz w:val="22"/>
+          <w:szCs w:val="22"/>
+          <w:vertAlign w:val="baseline"/>
+        </w:rPr>
+        <w:t xml:space="preserve"> </w:t>
+      </w:r>
+      <w:r>
+        <w:rPr>
+          <w:b w:val="false"/>
+          <w:bCs w:val="false"/>
+          <w:position w:val="0"/>
+          <w:sz w:val="22"/>
+          <w:sz w:val="22"/>
+          <w:szCs w:val="22"/>
+          <w:vertAlign w:val="baseline"/>
+        </w:rPr>
+        <w:t xml:space="preserve">relating to your study/work interests. You will then be recommended some college courses, and then you will have to respond to how relevant the college course recommendations are. The study will take place in a location of Convenience on Trinity College Dublin campus, and it will take </w:t>
+      </w:r>
+      <w:r>
+        <w:rPr>
+          <w:b w:val="false"/>
+          <w:bCs w:val="false"/>
+          <w:position w:val="0"/>
+          <w:sz w:val="22"/>
+          <w:sz w:val="22"/>
+          <w:szCs w:val="22"/>
+          <w:vertAlign w:val="baseline"/>
+        </w:rPr>
+        <w:t xml:space="preserve">about </w:t>
+      </w:r>
+      <w:r>
+        <w:rPr>
+          <w:b w:val="false"/>
+          <w:bCs w:val="false"/>
+          <w:position w:val="0"/>
+          <w:sz w:val="22"/>
+          <w:sz w:val="22"/>
+          <w:szCs w:val="22"/>
+          <w:vertAlign w:val="baseline"/>
+        </w:rPr>
+        <w:t>45 minutes.</w:t>
       </w:r>
     </w:p>
     <w:p>
@@ -254,6 +326,7 @@
       <w:pgNumType w:fmt="decimal"/>
       <w:formProt w:val="false"/>
       <w:textDirection w:val="lrTb"/>
+      <w:docGrid w:type="default" w:linePitch="100" w:charSpace="0"/>
     </w:sectPr>
   </w:body>
 </w:document>
@@ -273,7 +346,6 @@
     </w:rPrDefault>
     <w:pPrDefault>
       <w:pPr>
-        <w:widowControl/>
         <w:suppressAutoHyphens w:val="true"/>
       </w:pPr>
     </w:pPrDefault>
@@ -283,7 +355,10 @@
     <w:qFormat/>
     <w:pPr>
       <w:widowControl/>
+      <w:suppressAutoHyphens w:val="true"/>
       <w:bidi w:val="0"/>
+      <w:spacing w:before="0" w:after="0"/>
+      <w:jc w:val="start"/>
     </w:pPr>
     <w:rPr>
       <w:rFonts w:ascii="Liberation Serif" w:hAnsi="Liberation Serif" w:eastAsia="Noto Serif CJK SC" w:cs="Noto Sans"/>
